--- a/TS-Kramam/TS-1.3/TS 1.3 Malayalam Krama Paatam Corrections.docx
+++ b/TS-Kramam/TS-1.3/TS 1.3 Malayalam Krama Paatam Corrections.docx
@@ -149,14 +149,14 @@
         <w:tblLook w:val="04A0" w:firstRow="1" w:lastRow="0" w:firstColumn="1" w:lastColumn="0" w:noHBand="0" w:noVBand="1"/>
       </w:tblPr>
       <w:tblGrid>
-        <w:gridCol w:w="4048"/>
+        <w:gridCol w:w="3906"/>
         <w:gridCol w:w="4819"/>
-        <w:gridCol w:w="5103"/>
+        <w:gridCol w:w="5245"/>
       </w:tblGrid>
       <w:tr>
         <w:tc>
           <w:tcPr>
-            <w:tcW w:w="4048" w:type="dxa"/>
+            <w:tcW w:w="3906" w:type="dxa"/>
           </w:tcPr>
           <w:p>
             <w:pPr>
@@ -217,7 +217,7 @@
         </w:tc>
         <w:tc>
           <w:tcPr>
-            <w:tcW w:w="5103" w:type="dxa"/>
+            <w:tcW w:w="5245" w:type="dxa"/>
           </w:tcPr>
           <w:p>
             <w:pPr>
@@ -271,7 +271,7 @@
       </w:tblGrid>
       <w:tr>
         <w:trPr>
-          <w:trHeight w:val="1613"/>
+          <w:trHeight w:val="1188"/>
         </w:trPr>
         <w:tc>
           <w:tcPr>
@@ -290,7 +290,7 @@
               <w:rPr>
                 <w:rFonts w:eastAsia="Times New Roman" w:cs="Arial"/>
                 <w:b/>
-                <w:color w:val="000000"/>
+                <w:color w:val="EE0000"/>
                 <w:sz w:val="32"/>
                 <w:szCs w:val="36"/>
                 <w:lang w:val="en-IN" w:eastAsia="en-IN" w:bidi="ml-IN"/>
@@ -300,56 +300,12 @@
               <w:rPr>
                 <w:rFonts w:eastAsia="Times New Roman" w:cs="Arial"/>
                 <w:b/>
-                <w:color w:val="000000"/>
+                <w:color w:val="EE0000"/>
                 <w:sz w:val="32"/>
                 <w:szCs w:val="36"/>
                 <w:lang w:val="en-IN" w:eastAsia="en-IN" w:bidi="ml-IN"/>
               </w:rPr>
-              <w:t>T.S.1.3.</w:t>
-            </w:r>
-            <w:r>
-              <w:rPr>
-                <w:rFonts w:eastAsia="Times New Roman" w:cs="Arial"/>
-                <w:b/>
-                <w:color w:val="000000"/>
-                <w:sz w:val="32"/>
-                <w:szCs w:val="36"/>
-                <w:lang w:val="en-IN" w:eastAsia="en-IN" w:bidi="ml-IN"/>
-              </w:rPr>
-              <w:t>10</w:t>
-            </w:r>
-            <w:r>
-              <w:rPr>
-                <w:rFonts w:eastAsia="Times New Roman" w:cs="Arial"/>
-                <w:b/>
-                <w:color w:val="000000"/>
-                <w:sz w:val="32"/>
-                <w:szCs w:val="36"/>
-                <w:lang w:val="en-IN" w:eastAsia="en-IN" w:bidi="ml-IN"/>
-              </w:rPr>
-              <w:t>.</w:t>
-            </w:r>
-            <w:r>
-              <w:rPr>
-                <w:rFonts w:eastAsia="Times New Roman" w:cs="Arial"/>
-                <w:b/>
-                <w:color w:val="000000"/>
-                <w:sz w:val="32"/>
-                <w:szCs w:val="36"/>
-                <w:lang w:val="en-IN" w:eastAsia="en-IN" w:bidi="ml-IN"/>
-              </w:rPr>
-              <w:t>2</w:t>
-            </w:r>
-            <w:r>
-              <w:rPr>
-                <w:rFonts w:eastAsia="Times New Roman" w:cs="Arial"/>
-                <w:b/>
-                <w:color w:val="000000"/>
-                <w:sz w:val="32"/>
-                <w:szCs w:val="36"/>
-                <w:lang w:val="en-IN" w:eastAsia="en-IN" w:bidi="ml-IN"/>
-              </w:rPr>
-              <w:t xml:space="preserve"> - Kramam</w:t>
+              <w:t>T.S.1.3.9.2 - Kramam</w:t>
             </w:r>
           </w:p>
           <w:p>
@@ -363,6 +319,7 @@
                 <w:rFonts w:cs="Arial"/>
                 <w:b/>
                 <w:bCs/>
+                <w:color w:val="EE0000"/>
                 <w:sz w:val="32"/>
                 <w:szCs w:val="40"/>
                 <w:lang w:bidi="ml-IN"/>
@@ -373,16 +330,349 @@
                 <w:rFonts w:cs="Arial"/>
                 <w:b/>
                 <w:bCs/>
+                <w:color w:val="EE0000"/>
                 <w:sz w:val="32"/>
                 <w:szCs w:val="40"/>
                 <w:lang w:bidi="ml-IN"/>
               </w:rPr>
+              <w:t>Krama Vaakyam No. 8</w:t>
+            </w:r>
+          </w:p>
+          <w:p>
+            <w:pPr>
+              <w:widowControl w:val="0"/>
+              <w:tabs>
+                <w:tab w:val="left" w:pos="993"/>
+              </w:tabs>
+              <w:autoSpaceDE w:val="0"/>
+              <w:autoSpaceDN w:val="0"/>
+              <w:adjustRightInd w:val="0"/>
+              <w:spacing w:before="0" w:line="240" w:lineRule="auto"/>
+              <w:rPr>
+                <w:rFonts w:eastAsia="Times New Roman" w:cs="Arial"/>
+                <w:b/>
+                <w:color w:val="EE0000"/>
+                <w:sz w:val="32"/>
+                <w:szCs w:val="36"/>
+                <w:lang w:val="en-IN" w:eastAsia="en-IN" w:bidi="ml-IN"/>
+              </w:rPr>
+            </w:pPr>
+            <w:r>
+              <w:rPr>
+                <w:rFonts w:cs="Arial"/>
+                <w:b/>
+                <w:bCs/>
+                <w:color w:val="EE0000"/>
+                <w:sz w:val="32"/>
+                <w:szCs w:val="40"/>
+                <w:lang w:bidi="ml-IN"/>
+              </w:rPr>
+              <w:t>Panchaati No. 17</w:t>
+            </w:r>
+          </w:p>
+        </w:tc>
+        <w:tc>
+          <w:tcPr>
+            <w:tcW w:w="4819" w:type="dxa"/>
+          </w:tcPr>
+          <w:p>
+            <w:pPr>
+              <w:widowControl w:val="0"/>
+              <w:autoSpaceDE w:val="0"/>
+              <w:autoSpaceDN w:val="0"/>
+              <w:adjustRightInd w:val="0"/>
+              <w:spacing w:before="0" w:line="240" w:lineRule="auto"/>
+              <w:rPr>
+                <w:rFonts w:ascii="BRH Malayalam Extra" w:eastAsia="Times New Roman" w:hAnsi="BRH Malayalam Extra" w:cs="BRH Malayalam Extra"/>
+                <w:color w:val="EE0000"/>
+                <w:sz w:val="40"/>
+                <w:szCs w:val="40"/>
+                <w:lang w:eastAsia="en-IN" w:bidi="ml-IN"/>
+              </w:rPr>
+            </w:pPr>
+            <w:r>
+              <w:rPr>
+                <w:rFonts w:ascii="BRH Malayalam Extra" w:eastAsia="Times New Roman" w:hAnsi="BRH Malayalam Extra" w:cs="BRH Malayalam Extra"/>
+                <w:color w:val="EE0000"/>
+                <w:sz w:val="40"/>
+                <w:szCs w:val="40"/>
+                <w:lang w:val="it-IT" w:eastAsia="en-IN" w:bidi="ml-IN"/>
+              </w:rPr>
+              <w:t>A¥tx˜hõx</w:t>
+            </w:r>
+            <w:r>
+              <w:rPr>
+                <w:rFonts w:ascii="BRH Malayalam Extra" w:eastAsia="Times New Roman" w:hAnsi="BRH Malayalam Extra" w:cs="BRH Malayalam Extra"/>
+                <w:color w:val="EE0000"/>
+                <w:sz w:val="32"/>
+                <w:szCs w:val="40"/>
+                <w:lang w:val="it-IT" w:eastAsia="en-IN" w:bidi="ml-IN"/>
+              </w:rPr>
+              <w:t>–</w:t>
+            </w:r>
+            <w:r>
+              <w:rPr>
+                <w:rFonts w:ascii="BRH Malayalam Extra" w:eastAsia="Times New Roman" w:hAnsi="BRH Malayalam Extra" w:cs="BRH Malayalam Extra"/>
+                <w:color w:val="EE0000"/>
+                <w:sz w:val="40"/>
+                <w:szCs w:val="40"/>
+                <w:lang w:val="it-IT" w:eastAsia="en-IN" w:bidi="ml-IN"/>
+              </w:rPr>
+              <w:t>iy</w:t>
+            </w:r>
+            <w:r>
+              <w:rPr>
+                <w:rFonts w:ascii="BRH Malayalam Extra" w:eastAsia="Times New Roman" w:hAnsi="BRH Malayalam Extra" w:cs="BRH Malayalam Extra"/>
+                <w:color w:val="EE0000"/>
+                <w:sz w:val="40"/>
+                <w:szCs w:val="40"/>
+                <w:highlight w:val="yellow"/>
+                <w:lang w:val="it-IT" w:eastAsia="en-IN" w:bidi="ml-IN"/>
+              </w:rPr>
+              <w:t>Zõ—</w:t>
+            </w:r>
+            <w:r>
+              <w:rPr>
+                <w:rFonts w:ascii="BRH Malayalam Extra" w:eastAsia="Times New Roman" w:hAnsi="BRH Malayalam Extra" w:cs="BRH Malayalam Extra"/>
+                <w:color w:val="EE0000"/>
+                <w:sz w:val="40"/>
+                <w:szCs w:val="40"/>
+                <w:lang w:val="it-IT" w:eastAsia="en-IN" w:bidi="ml-IN"/>
+              </w:rPr>
+              <w:t>tJ - hõx</w:t>
+            </w:r>
+            <w:r>
+              <w:rPr>
+                <w:rFonts w:ascii="BRH Malayalam Extra" w:eastAsia="Times New Roman" w:hAnsi="BRH Malayalam Extra" w:cs="BRH Malayalam Extra"/>
+                <w:color w:val="EE0000"/>
+                <w:sz w:val="32"/>
+                <w:szCs w:val="40"/>
+                <w:lang w:val="it-IT" w:eastAsia="en-IN" w:bidi="ml-IN"/>
+              </w:rPr>
+              <w:t>–</w:t>
+            </w:r>
+            <w:r>
+              <w:rPr>
+                <w:rFonts w:ascii="BRH Malayalam Extra" w:eastAsia="Times New Roman" w:hAnsi="BRH Malayalam Extra" w:cs="BRH Malayalam Extra"/>
+                <w:color w:val="EE0000"/>
+                <w:sz w:val="40"/>
+                <w:szCs w:val="40"/>
+                <w:lang w:val="it-IT" w:eastAsia="en-IN" w:bidi="ml-IN"/>
+              </w:rPr>
+              <w:t>I |</w:t>
+            </w:r>
+          </w:p>
+        </w:tc>
+        <w:tc>
+          <w:tcPr>
+            <w:tcW w:w="5103" w:type="dxa"/>
+          </w:tcPr>
+          <w:p>
+            <w:pPr>
+              <w:widowControl w:val="0"/>
+              <w:autoSpaceDE w:val="0"/>
+              <w:autoSpaceDN w:val="0"/>
+              <w:adjustRightInd w:val="0"/>
+              <w:spacing w:before="0" w:line="240" w:lineRule="auto"/>
+              <w:rPr>
+                <w:rFonts w:ascii="BRH Malayalam Extra" w:eastAsia="Times New Roman" w:hAnsi="BRH Malayalam Extra" w:cs="BRH Malayalam Extra"/>
+                <w:color w:val="EE0000"/>
+                <w:sz w:val="40"/>
+                <w:szCs w:val="40"/>
+                <w:lang w:eastAsia="en-IN" w:bidi="ml-IN"/>
+              </w:rPr>
+            </w:pPr>
+            <w:r>
+              <w:rPr>
+                <w:rFonts w:ascii="BRH Malayalam Extra" w:eastAsia="Times New Roman" w:hAnsi="BRH Malayalam Extra" w:cs="BRH Malayalam Extra"/>
+                <w:color w:val="EE0000"/>
+                <w:sz w:val="40"/>
+                <w:szCs w:val="40"/>
+                <w:lang w:val="it-IT" w:eastAsia="en-IN" w:bidi="ml-IN"/>
+              </w:rPr>
+              <w:t>A¥tx˜hõx</w:t>
+            </w:r>
+            <w:r>
+              <w:rPr>
+                <w:rFonts w:ascii="BRH Malayalam Extra" w:eastAsia="Times New Roman" w:hAnsi="BRH Malayalam Extra" w:cs="BRH Malayalam Extra"/>
+                <w:color w:val="EE0000"/>
+                <w:sz w:val="32"/>
+                <w:szCs w:val="40"/>
+                <w:lang w:val="it-IT" w:eastAsia="en-IN" w:bidi="ml-IN"/>
+              </w:rPr>
+              <w:t>–</w:t>
+            </w:r>
+            <w:r>
+              <w:rPr>
+                <w:rFonts w:ascii="BRH Malayalam Extra" w:eastAsia="Times New Roman" w:hAnsi="BRH Malayalam Extra" w:cs="BRH Malayalam Extra"/>
+                <w:color w:val="EE0000"/>
+                <w:sz w:val="40"/>
+                <w:szCs w:val="40"/>
+                <w:lang w:val="it-IT" w:eastAsia="en-IN" w:bidi="ml-IN"/>
+              </w:rPr>
+              <w:t>iyZõ</w:t>
+            </w:r>
+            <w:r>
+              <w:rPr>
+                <w:rFonts w:ascii="BRH Malayalam Extra" w:eastAsia="Times New Roman" w:hAnsi="BRH Malayalam Extra" w:cs="BRH Malayalam Extra"/>
+                <w:color w:val="EE0000"/>
+                <w:sz w:val="40"/>
+                <w:szCs w:val="40"/>
+                <w:highlight w:val="green"/>
+                <w:lang w:val="it-IT" w:eastAsia="en-IN" w:bidi="ml-IN"/>
+              </w:rPr>
+              <w:t>t—</w:t>
+            </w:r>
+            <w:r>
+              <w:rPr>
+                <w:rFonts w:ascii="BRH Malayalam Extra" w:eastAsia="Times New Roman" w:hAnsi="BRH Malayalam Extra" w:cs="BRH Malayalam Extra"/>
+                <w:color w:val="EE0000"/>
+                <w:sz w:val="40"/>
+                <w:szCs w:val="40"/>
+                <w:lang w:val="it-IT" w:eastAsia="en-IN" w:bidi="ml-IN"/>
+              </w:rPr>
+              <w:t>J - hõx</w:t>
+            </w:r>
+            <w:r>
+              <w:rPr>
+                <w:rFonts w:ascii="BRH Malayalam Extra" w:eastAsia="Times New Roman" w:hAnsi="BRH Malayalam Extra" w:cs="BRH Malayalam Extra"/>
+                <w:color w:val="EE0000"/>
+                <w:sz w:val="32"/>
+                <w:szCs w:val="40"/>
+                <w:lang w:val="it-IT" w:eastAsia="en-IN" w:bidi="ml-IN"/>
+              </w:rPr>
+              <w:t>–</w:t>
+            </w:r>
+            <w:r>
+              <w:rPr>
+                <w:rFonts w:ascii="BRH Malayalam Extra" w:eastAsia="Times New Roman" w:hAnsi="BRH Malayalam Extra" w:cs="BRH Malayalam Extra"/>
+                <w:color w:val="EE0000"/>
+                <w:sz w:val="40"/>
+                <w:szCs w:val="40"/>
+                <w:lang w:val="it-IT" w:eastAsia="en-IN" w:bidi="ml-IN"/>
+              </w:rPr>
+              <w:t>I |</w:t>
+            </w:r>
+          </w:p>
+        </w:tc>
+      </w:tr>
+      <w:tr>
+        <w:trPr>
+          <w:trHeight w:val="1545"/>
+        </w:trPr>
+        <w:tc>
+          <w:tcPr>
+            <w:tcW w:w="3906" w:type="dxa"/>
+          </w:tcPr>
+          <w:p>
+            <w:pPr>
+              <w:widowControl w:val="0"/>
+              <w:tabs>
+                <w:tab w:val="left" w:pos="993"/>
+              </w:tabs>
+              <w:autoSpaceDE w:val="0"/>
+              <w:autoSpaceDN w:val="0"/>
+              <w:adjustRightInd w:val="0"/>
+              <w:spacing w:before="0" w:line="240" w:lineRule="auto"/>
+              <w:rPr>
+                <w:rFonts w:eastAsia="Times New Roman" w:cs="Arial"/>
+                <w:b/>
+                <w:color w:val="000000"/>
+                <w:sz w:val="32"/>
+                <w:szCs w:val="36"/>
+                <w:lang w:val="en-IN" w:eastAsia="en-IN" w:bidi="ml-IN"/>
+              </w:rPr>
+            </w:pPr>
+            <w:r>
+              <w:rPr>
+                <w:rFonts w:eastAsia="Times New Roman" w:cs="Arial"/>
+                <w:b/>
+                <w:color w:val="000000"/>
+                <w:sz w:val="32"/>
+                <w:szCs w:val="36"/>
+                <w:lang w:val="en-IN" w:eastAsia="en-IN" w:bidi="ml-IN"/>
+              </w:rPr>
+              <w:t>T.S.1.3.</w:t>
+            </w:r>
+            <w:r>
+              <w:rPr>
+                <w:rFonts w:eastAsia="Times New Roman" w:cs="Arial"/>
+                <w:b/>
+                <w:color w:val="000000"/>
+                <w:sz w:val="32"/>
+                <w:szCs w:val="36"/>
+                <w:lang w:val="en-IN" w:eastAsia="en-IN" w:bidi="ml-IN"/>
+              </w:rPr>
+              <w:t>10</w:t>
+            </w:r>
+            <w:r>
+              <w:rPr>
+                <w:rFonts w:eastAsia="Times New Roman" w:cs="Arial"/>
+                <w:b/>
+                <w:color w:val="000000"/>
+                <w:sz w:val="32"/>
+                <w:szCs w:val="36"/>
+                <w:lang w:val="en-IN" w:eastAsia="en-IN" w:bidi="ml-IN"/>
+              </w:rPr>
+              <w:t>.</w:t>
+            </w:r>
+            <w:r>
+              <w:rPr>
+                <w:rFonts w:eastAsia="Times New Roman" w:cs="Arial"/>
+                <w:b/>
+                <w:color w:val="000000"/>
+                <w:sz w:val="32"/>
+                <w:szCs w:val="36"/>
+                <w:lang w:val="en-IN" w:eastAsia="en-IN" w:bidi="ml-IN"/>
+              </w:rPr>
+              <w:t>2</w:t>
+            </w:r>
+            <w:r>
+              <w:rPr>
+                <w:rFonts w:eastAsia="Times New Roman" w:cs="Arial"/>
+                <w:b/>
+                <w:color w:val="000000"/>
+                <w:sz w:val="32"/>
+                <w:szCs w:val="36"/>
+                <w:lang w:val="en-IN" w:eastAsia="en-IN" w:bidi="ml-IN"/>
+              </w:rPr>
+              <w:t xml:space="preserve"> - Kramam</w:t>
+            </w:r>
+          </w:p>
+          <w:p>
+            <w:pPr>
+              <w:widowControl w:val="0"/>
+              <w:autoSpaceDE w:val="0"/>
+              <w:autoSpaceDN w:val="0"/>
+              <w:adjustRightInd w:val="0"/>
+              <w:spacing w:before="0" w:line="240" w:lineRule="auto"/>
+              <w:rPr>
+                <w:rFonts w:cs="Arial"/>
+                <w:b/>
+                <w:bCs/>
+                <w:sz w:val="32"/>
+                <w:szCs w:val="40"/>
+                <w:lang w:bidi="ml-IN"/>
+              </w:rPr>
+            </w:pPr>
+            <w:r>
+              <w:rPr>
+                <w:rFonts w:cs="Arial"/>
+                <w:b/>
+                <w:bCs/>
+                <w:sz w:val="32"/>
+                <w:szCs w:val="40"/>
+                <w:lang w:bidi="ml-IN"/>
+              </w:rPr>
               <w:t>Krama Vaakyam No. 3</w:t>
             </w:r>
           </w:p>
           <w:p>
             <w:pPr>
               <w:widowControl w:val="0"/>
+              <w:tabs>
+                <w:tab w:val="right" w:pos="3690"/>
+              </w:tabs>
               <w:autoSpaceDE w:val="0"/>
               <w:autoSpaceDN w:val="0"/>
               <w:adjustRightInd w:val="0"/>
@@ -417,6 +707,17 @@
               </w:rPr>
               <w:t xml:space="preserve"> 19</w:t>
             </w:r>
+            <w:r>
+              <w:rPr>
+                <w:rFonts w:cs="Arial"/>
+                <w:b/>
+                <w:bCs/>
+                <w:sz w:val="32"/>
+                <w:szCs w:val="40"/>
+                <w:lang w:bidi="ml-IN"/>
+              </w:rPr>
+              <w:tab/>
+            </w:r>
           </w:p>
         </w:tc>
         <w:tc>
@@ -672,494 +973,6 @@
                 <w:lang w:eastAsia="en-IN" w:bidi="ml-IN"/>
               </w:rPr>
               <w:t>tõ˜ |</w:t>
-            </w:r>
-          </w:p>
-        </w:tc>
-      </w:tr>
-      <w:tr>
-        <w:trPr>
-          <w:trHeight w:val="2131"/>
-        </w:trPr>
-        <w:tc>
-          <w:tcPr>
-            <w:tcW w:w="3906" w:type="dxa"/>
-          </w:tcPr>
-          <w:p>
-            <w:pPr>
-              <w:widowControl w:val="0"/>
-              <w:tabs>
-                <w:tab w:val="left" w:pos="993"/>
-              </w:tabs>
-              <w:autoSpaceDE w:val="0"/>
-              <w:autoSpaceDN w:val="0"/>
-              <w:adjustRightInd w:val="0"/>
-              <w:spacing w:before="0" w:line="240" w:lineRule="auto"/>
-              <w:rPr>
-                <w:rFonts w:eastAsia="Times New Roman" w:cs="Arial"/>
-                <w:b/>
-                <w:color w:val="000000"/>
-                <w:sz w:val="32"/>
-                <w:szCs w:val="36"/>
-                <w:lang w:val="en-IN" w:eastAsia="en-IN" w:bidi="ml-IN"/>
-              </w:rPr>
-            </w:pPr>
-            <w:r>
-              <w:rPr>
-                <w:rFonts w:eastAsia="Times New Roman" w:cs="Arial"/>
-                <w:b/>
-                <w:color w:val="000000"/>
-                <w:sz w:val="32"/>
-                <w:szCs w:val="36"/>
-                <w:lang w:val="en-IN" w:eastAsia="en-IN" w:bidi="ml-IN"/>
-              </w:rPr>
-              <w:t>T.S.1.3.</w:t>
-            </w:r>
-            <w:r>
-              <w:rPr>
-                <w:rFonts w:eastAsia="Times New Roman" w:cs="Arial"/>
-                <w:b/>
-                <w:color w:val="000000"/>
-                <w:sz w:val="32"/>
-                <w:szCs w:val="36"/>
-                <w:lang w:val="en-IN" w:eastAsia="en-IN" w:bidi="ml-IN"/>
-              </w:rPr>
-              <w:t>13</w:t>
-            </w:r>
-            <w:r>
-              <w:rPr>
-                <w:rFonts w:eastAsia="Times New Roman" w:cs="Arial"/>
-                <w:b/>
-                <w:color w:val="000000"/>
-                <w:sz w:val="32"/>
-                <w:szCs w:val="36"/>
-                <w:lang w:val="en-IN" w:eastAsia="en-IN" w:bidi="ml-IN"/>
-              </w:rPr>
-              <w:t>.</w:t>
-            </w:r>
-            <w:r>
-              <w:rPr>
-                <w:rFonts w:eastAsia="Times New Roman" w:cs="Arial"/>
-                <w:b/>
-                <w:color w:val="000000"/>
-                <w:sz w:val="32"/>
-                <w:szCs w:val="36"/>
-                <w:lang w:val="en-IN" w:eastAsia="en-IN" w:bidi="ml-IN"/>
-              </w:rPr>
-              <w:t>1</w:t>
-            </w:r>
-            <w:r>
-              <w:rPr>
-                <w:rFonts w:eastAsia="Times New Roman" w:cs="Arial"/>
-                <w:b/>
-                <w:color w:val="000000"/>
-                <w:sz w:val="32"/>
-                <w:szCs w:val="36"/>
-                <w:lang w:val="en-IN" w:eastAsia="en-IN" w:bidi="ml-IN"/>
-              </w:rPr>
-              <w:t xml:space="preserve"> - Kramam</w:t>
-            </w:r>
-          </w:p>
-          <w:p>
-            <w:pPr>
-              <w:widowControl w:val="0"/>
-              <w:autoSpaceDE w:val="0"/>
-              <w:autoSpaceDN w:val="0"/>
-              <w:adjustRightInd w:val="0"/>
-              <w:spacing w:before="0" w:line="240" w:lineRule="auto"/>
-              <w:rPr>
-                <w:rFonts w:cs="Arial"/>
-                <w:b/>
-                <w:bCs/>
-                <w:sz w:val="28"/>
-                <w:szCs w:val="36"/>
-                <w:lang w:val="en-IN" w:bidi="ml-IN"/>
-              </w:rPr>
-            </w:pPr>
-            <w:r>
-              <w:rPr>
-                <w:rFonts w:cs="Arial"/>
-                <w:b/>
-                <w:bCs/>
-                <w:sz w:val="28"/>
-                <w:szCs w:val="36"/>
-                <w:lang w:val="en-IN" w:bidi="ml-IN"/>
-              </w:rPr>
-              <w:t>Krama Vaakyam No. 36,38</w:t>
-            </w:r>
-          </w:p>
-          <w:p>
-            <w:pPr>
-              <w:widowControl w:val="0"/>
-              <w:tabs>
-                <w:tab w:val="left" w:pos="993"/>
-              </w:tabs>
-              <w:autoSpaceDE w:val="0"/>
-              <w:autoSpaceDN w:val="0"/>
-              <w:adjustRightInd w:val="0"/>
-              <w:spacing w:before="0" w:line="240" w:lineRule="auto"/>
-              <w:rPr>
-                <w:rFonts w:eastAsia="Times New Roman" w:cs="Arial"/>
-                <w:b/>
-                <w:color w:val="000000"/>
-                <w:sz w:val="32"/>
-                <w:szCs w:val="36"/>
-                <w:lang w:val="it-IT" w:eastAsia="en-IN" w:bidi="ml-IN"/>
-              </w:rPr>
-            </w:pPr>
-            <w:r>
-              <w:rPr>
-                <w:rFonts w:cs="Arial"/>
-                <w:b/>
-                <w:bCs/>
-                <w:sz w:val="32"/>
-                <w:szCs w:val="40"/>
-                <w:lang w:val="it-IT" w:bidi="ml-IN"/>
-              </w:rPr>
-              <w:t>Panchaati No. 19</w:t>
-            </w:r>
-          </w:p>
-        </w:tc>
-        <w:tc>
-          <w:tcPr>
-            <w:tcW w:w="4819" w:type="dxa"/>
-          </w:tcPr>
-          <w:p>
-            <w:pPr>
-              <w:widowControl w:val="0"/>
-              <w:autoSpaceDE w:val="0"/>
-              <w:autoSpaceDN w:val="0"/>
-              <w:adjustRightInd w:val="0"/>
-              <w:spacing w:before="0" w:line="240" w:lineRule="auto"/>
-              <w:rPr>
-                <w:rFonts w:ascii="BRH Malayalam Extra" w:eastAsia="Times New Roman" w:hAnsi="BRH Malayalam Extra" w:cs="BRH Malayalam Extra"/>
-                <w:color w:val="000000"/>
-                <w:sz w:val="40"/>
-                <w:szCs w:val="40"/>
-                <w:lang w:val="it-IT" w:eastAsia="en-IN" w:bidi="ml-IN"/>
-              </w:rPr>
-            </w:pPr>
-            <w:r>
-              <w:rPr>
-                <w:rFonts w:ascii="BRH Malayalam Extra" w:eastAsia="Times New Roman" w:hAnsi="BRH Malayalam Extra" w:cs="BRH Malayalam Extra"/>
-                <w:color w:val="000000"/>
-                <w:sz w:val="40"/>
-                <w:szCs w:val="40"/>
-                <w:lang w:val="it-IT" w:eastAsia="en-IN" w:bidi="ml-IN"/>
-              </w:rPr>
-              <w:t>öe</w:t>
-            </w:r>
-            <w:r>
-              <w:rPr>
-                <w:rFonts w:ascii="BRH Malayalam Extra" w:eastAsia="Times New Roman" w:hAnsi="BRH Malayalam Extra" w:cs="BRH Malayalam Extra"/>
-                <w:color w:val="000000"/>
-                <w:sz w:val="32"/>
-                <w:szCs w:val="40"/>
-                <w:lang w:val="it-IT" w:eastAsia="en-IN" w:bidi="ml-IN"/>
-              </w:rPr>
-              <w:t>–</w:t>
-            </w:r>
-            <w:r>
-              <w:rPr>
-                <w:rFonts w:ascii="BRH Malayalam Extra" w:eastAsia="Times New Roman" w:hAnsi="BRH Malayalam Extra" w:cs="BRH Malayalam Extra"/>
-                <w:color w:val="000000"/>
-                <w:sz w:val="40"/>
-                <w:szCs w:val="40"/>
-                <w:lang w:val="it-IT" w:eastAsia="en-IN" w:bidi="ml-IN"/>
-              </w:rPr>
-              <w:t>Rxsëû</w:t>
-            </w:r>
-            <w:r>
-              <w:rPr>
-                <w:rFonts w:ascii="BRH Malayalam Extra" w:eastAsia="Times New Roman" w:hAnsi="BRH Malayalam Extra" w:cs="BRH Malayalam Extra"/>
-                <w:color w:val="000000"/>
-                <w:sz w:val="40"/>
-                <w:szCs w:val="40"/>
-                <w:highlight w:val="yellow"/>
-                <w:lang w:val="it-IT" w:eastAsia="en-IN" w:bidi="ml-IN"/>
-              </w:rPr>
-              <w:t>xI</w:t>
-            </w:r>
-            <w:r>
-              <w:rPr>
-                <w:rFonts w:ascii="BRH Malayalam Extra" w:eastAsia="Times New Roman" w:hAnsi="BRH Malayalam Extra" w:cs="BRH Malayalam Extra"/>
-                <w:color w:val="000000"/>
-                <w:sz w:val="40"/>
-                <w:szCs w:val="40"/>
-                <w:lang w:val="it-IT" w:eastAsia="en-IN" w:bidi="ml-IN"/>
-              </w:rPr>
-              <w:t xml:space="preserve"> | </w:t>
-            </w:r>
-          </w:p>
-          <w:p>
-            <w:pPr>
-              <w:widowControl w:val="0"/>
-              <w:autoSpaceDE w:val="0"/>
-              <w:autoSpaceDN w:val="0"/>
-              <w:adjustRightInd w:val="0"/>
-              <w:spacing w:before="0" w:line="240" w:lineRule="auto"/>
-              <w:rPr>
-                <w:rFonts w:ascii="BRH Malayalam Extra" w:eastAsia="Times New Roman" w:hAnsi="BRH Malayalam Extra" w:cs="BRH Malayalam Extra"/>
-                <w:color w:val="000000"/>
-                <w:sz w:val="40"/>
-                <w:szCs w:val="40"/>
-                <w:lang w:val="it-IT" w:eastAsia="en-IN" w:bidi="ml-IN"/>
-              </w:rPr>
-            </w:pPr>
-            <w:r>
-              <w:rPr>
-                <w:rFonts w:ascii="BRH Malayalam Extra" w:eastAsia="Times New Roman" w:hAnsi="BRH Malayalam Extra" w:cs="BRH Malayalam Extra"/>
-                <w:color w:val="000000"/>
-                <w:sz w:val="40"/>
-                <w:szCs w:val="40"/>
-                <w:lang w:val="it-IT" w:eastAsia="en-IN" w:bidi="ml-IN"/>
-              </w:rPr>
-              <w:t>öe</w:t>
-            </w:r>
-            <w:r>
-              <w:rPr>
-                <w:rFonts w:ascii="BRH Malayalam Extra" w:eastAsia="Times New Roman" w:hAnsi="BRH Malayalam Extra" w:cs="BRH Malayalam Extra"/>
-                <w:color w:val="000000"/>
-                <w:sz w:val="32"/>
-                <w:szCs w:val="40"/>
-                <w:lang w:val="it-IT" w:eastAsia="en-IN" w:bidi="ml-IN"/>
-              </w:rPr>
-              <w:t>–</w:t>
-            </w:r>
-            <w:r>
-              <w:rPr>
-                <w:rFonts w:ascii="BRH Malayalam Extra" w:eastAsia="Times New Roman" w:hAnsi="BRH Malayalam Extra" w:cs="BRH Malayalam Extra"/>
-                <w:color w:val="000000"/>
-                <w:sz w:val="40"/>
-                <w:szCs w:val="40"/>
-                <w:lang w:val="it-IT" w:eastAsia="en-IN" w:bidi="ml-IN"/>
-              </w:rPr>
-              <w:t xml:space="preserve">Rx CZy— öe - RxJ | </w:t>
-            </w:r>
-            <w:r>
-              <w:rPr>
-                <w:rFonts w:ascii="BRH Malayalam Extra" w:eastAsia="Times New Roman" w:hAnsi="BRH Malayalam Extra" w:cs="BRH Malayalam Extra"/>
-                <w:color w:val="000000"/>
-                <w:sz w:val="40"/>
-                <w:szCs w:val="40"/>
-                <w:highlight w:val="yellow"/>
-                <w:lang w:val="it-IT" w:eastAsia="en-IN" w:bidi="ml-IN"/>
-              </w:rPr>
-              <w:t>Zûx</w:t>
-            </w:r>
-            <w:r>
-              <w:rPr>
-                <w:rFonts w:ascii="BRH Malayalam Extra" w:eastAsia="Times New Roman" w:hAnsi="BRH Malayalam Extra" w:cs="BRH Malayalam Extra"/>
-                <w:color w:val="000000"/>
-                <w:sz w:val="40"/>
-                <w:szCs w:val="40"/>
-                <w:lang w:val="it-IT" w:eastAsia="en-IN" w:bidi="ml-IN"/>
-              </w:rPr>
-              <w:t>i¡</w:t>
-            </w:r>
-            <w:r>
-              <w:rPr>
-                <w:rFonts w:ascii="BRH Malayalam Extra" w:eastAsia="Times New Roman" w:hAnsi="BRH Malayalam Extra" w:cs="BRH Malayalam Extra"/>
-                <w:color w:val="000000"/>
-                <w:sz w:val="32"/>
-                <w:szCs w:val="40"/>
-                <w:lang w:val="it-IT" w:eastAsia="en-IN" w:bidi="ml-IN"/>
-              </w:rPr>
-              <w:t>–</w:t>
-            </w:r>
-            <w:r>
-              <w:rPr>
-                <w:rFonts w:ascii="BRH Malayalam Extra" w:eastAsia="Times New Roman" w:hAnsi="BRH Malayalam Extra" w:cs="BRH Malayalam Extra"/>
-                <w:color w:val="000000"/>
-                <w:sz w:val="40"/>
-                <w:szCs w:val="40"/>
-                <w:lang w:val="it-IT" w:eastAsia="en-IN" w:bidi="ml-IN"/>
-              </w:rPr>
-              <w:t>exp—¥kxtÇ¡</w:t>
-            </w:r>
-          </w:p>
-        </w:tc>
-        <w:tc>
-          <w:tcPr>
-            <w:tcW w:w="5103" w:type="dxa"/>
-          </w:tcPr>
-          <w:p>
-            <w:pPr>
-              <w:widowControl w:val="0"/>
-              <w:autoSpaceDE w:val="0"/>
-              <w:autoSpaceDN w:val="0"/>
-              <w:adjustRightInd w:val="0"/>
-              <w:spacing w:before="0" w:line="240" w:lineRule="auto"/>
-              <w:rPr>
-                <w:rFonts w:ascii="BRH Malayalam Extra" w:eastAsia="Times New Roman" w:hAnsi="BRH Malayalam Extra" w:cs="BRH Malayalam Extra"/>
-                <w:color w:val="000000"/>
-                <w:sz w:val="40"/>
-                <w:szCs w:val="40"/>
-                <w:lang w:val="it-IT" w:eastAsia="en-IN" w:bidi="ml-IN"/>
-              </w:rPr>
-            </w:pPr>
-            <w:r>
-              <w:rPr>
-                <w:rFonts w:ascii="BRH Malayalam Extra" w:eastAsia="Times New Roman" w:hAnsi="BRH Malayalam Extra" w:cs="BRH Malayalam Extra"/>
-                <w:color w:val="000000"/>
-                <w:sz w:val="40"/>
-                <w:szCs w:val="40"/>
-                <w:lang w:val="it-IT" w:eastAsia="en-IN" w:bidi="ml-IN"/>
-              </w:rPr>
-              <w:t>öe</w:t>
-            </w:r>
-            <w:r>
-              <w:rPr>
-                <w:rFonts w:ascii="BRH Malayalam Extra" w:eastAsia="Times New Roman" w:hAnsi="BRH Malayalam Extra" w:cs="BRH Malayalam Extra"/>
-                <w:color w:val="000000"/>
-                <w:sz w:val="32"/>
-                <w:szCs w:val="40"/>
-                <w:lang w:val="it-IT" w:eastAsia="en-IN" w:bidi="ml-IN"/>
-              </w:rPr>
-              <w:t>–</w:t>
-            </w:r>
-            <w:r>
-              <w:rPr>
-                <w:rFonts w:ascii="BRH Malayalam Extra" w:eastAsia="Times New Roman" w:hAnsi="BRH Malayalam Extra" w:cs="BRH Malayalam Extra"/>
-                <w:color w:val="000000"/>
-                <w:sz w:val="40"/>
-                <w:szCs w:val="40"/>
-                <w:lang w:val="it-IT" w:eastAsia="en-IN" w:bidi="ml-IN"/>
-              </w:rPr>
-              <w:t>Rxs</w:t>
-            </w:r>
-            <w:r>
-              <w:rPr>
-                <w:rFonts w:ascii="BRH Malayalam Extra" w:eastAsia="Times New Roman" w:hAnsi="BRH Malayalam Extra" w:cs="BRH Malayalam Extra"/>
-                <w:color w:val="000000"/>
-                <w:sz w:val="40"/>
-                <w:szCs w:val="40"/>
-                <w:highlight w:val="green"/>
-                <w:lang w:val="it-IT" w:eastAsia="en-IN" w:bidi="ml-IN"/>
-              </w:rPr>
-              <w:t>ëûI</w:t>
-            </w:r>
-            <w:r>
-              <w:rPr>
-                <w:rFonts w:ascii="BRH Malayalam Extra" w:eastAsia="Times New Roman" w:hAnsi="BRH Malayalam Extra" w:cs="BRH Malayalam Extra"/>
-                <w:color w:val="000000"/>
-                <w:sz w:val="40"/>
-                <w:szCs w:val="40"/>
-                <w:lang w:val="it-IT" w:eastAsia="en-IN" w:bidi="ml-IN"/>
-              </w:rPr>
-              <w:t xml:space="preserve"> | </w:t>
-            </w:r>
-          </w:p>
-          <w:p>
-            <w:pPr>
-              <w:widowControl w:val="0"/>
-              <w:autoSpaceDE w:val="0"/>
-              <w:autoSpaceDN w:val="0"/>
-              <w:adjustRightInd w:val="0"/>
-              <w:spacing w:before="0" w:line="240" w:lineRule="auto"/>
-              <w:rPr>
-                <w:rFonts w:ascii="BRH Malayalam Extra" w:eastAsia="Times New Roman" w:hAnsi="BRH Malayalam Extra" w:cs="BRH Malayalam Extra"/>
-                <w:color w:val="000000"/>
-                <w:sz w:val="40"/>
-                <w:szCs w:val="40"/>
-                <w:lang w:val="it-IT" w:eastAsia="en-IN" w:bidi="ml-IN"/>
-              </w:rPr>
-            </w:pPr>
-            <w:r>
-              <w:rPr>
-                <w:rFonts w:ascii="BRH Malayalam Extra" w:eastAsia="Times New Roman" w:hAnsi="BRH Malayalam Extra" w:cs="BRH Malayalam Extra"/>
-                <w:color w:val="000000"/>
-                <w:sz w:val="40"/>
-                <w:szCs w:val="40"/>
-                <w:lang w:val="it-IT" w:eastAsia="en-IN" w:bidi="ml-IN"/>
-              </w:rPr>
-              <w:t>öe</w:t>
-            </w:r>
-            <w:r>
-              <w:rPr>
-                <w:rFonts w:ascii="BRH Malayalam Extra" w:eastAsia="Times New Roman" w:hAnsi="BRH Malayalam Extra" w:cs="BRH Malayalam Extra"/>
-                <w:color w:val="000000"/>
-                <w:sz w:val="32"/>
-                <w:szCs w:val="40"/>
-                <w:lang w:val="it-IT" w:eastAsia="en-IN" w:bidi="ml-IN"/>
-              </w:rPr>
-              <w:t>–</w:t>
-            </w:r>
-            <w:r>
-              <w:rPr>
-                <w:rFonts w:ascii="BRH Malayalam Extra" w:eastAsia="Times New Roman" w:hAnsi="BRH Malayalam Extra" w:cs="BRH Malayalam Extra"/>
-                <w:color w:val="000000"/>
-                <w:sz w:val="40"/>
-                <w:szCs w:val="40"/>
-                <w:lang w:val="it-IT" w:eastAsia="en-IN" w:bidi="ml-IN"/>
-              </w:rPr>
-              <w:t xml:space="preserve">Rx CZy— öe - RxJ | </w:t>
-            </w:r>
-          </w:p>
-          <w:p>
-            <w:pPr>
-              <w:widowControl w:val="0"/>
-              <w:autoSpaceDE w:val="0"/>
-              <w:autoSpaceDN w:val="0"/>
-              <w:adjustRightInd w:val="0"/>
-              <w:spacing w:before="0" w:line="240" w:lineRule="auto"/>
-              <w:rPr>
-                <w:rFonts w:ascii="BRH Malayalam Extra" w:eastAsia="Times New Roman" w:hAnsi="BRH Malayalam Extra" w:cs="BRH Malayalam Extra"/>
-                <w:color w:val="000000"/>
-                <w:sz w:val="40"/>
-                <w:szCs w:val="40"/>
-                <w:lang w:val="en-IN" w:eastAsia="en-IN" w:bidi="ml-IN"/>
-              </w:rPr>
-            </w:pPr>
-            <w:r>
-              <w:rPr>
-                <w:rFonts w:ascii="BRH Malayalam Extra" w:eastAsia="Times New Roman" w:hAnsi="BRH Malayalam Extra" w:cs="BRH Malayalam Extra"/>
-                <w:color w:val="000000"/>
-                <w:sz w:val="40"/>
-                <w:szCs w:val="40"/>
-                <w:highlight w:val="green"/>
-                <w:lang w:val="en-IN" w:eastAsia="en-IN" w:bidi="ml-IN"/>
-              </w:rPr>
-              <w:t>Zû</w:t>
-            </w:r>
-            <w:r>
-              <w:rPr>
-                <w:rFonts w:ascii="BRH Malayalam Extra" w:eastAsia="Times New Roman" w:hAnsi="BRH Malayalam Extra" w:cs="BRH Malayalam Extra"/>
-                <w:color w:val="000000"/>
-                <w:sz w:val="40"/>
-                <w:szCs w:val="40"/>
-                <w:lang w:val="en-IN" w:eastAsia="en-IN" w:bidi="ml-IN"/>
-              </w:rPr>
-              <w:t>i¡</w:t>
-            </w:r>
-            <w:r>
-              <w:rPr>
-                <w:rFonts w:ascii="BRH Malayalam Extra" w:eastAsia="Times New Roman" w:hAnsi="BRH Malayalam Extra" w:cs="BRH Malayalam Extra"/>
-                <w:color w:val="000000"/>
-                <w:sz w:val="32"/>
-                <w:szCs w:val="40"/>
-                <w:lang w:val="en-IN" w:eastAsia="en-IN" w:bidi="ml-IN"/>
-              </w:rPr>
-              <w:t>–</w:t>
-            </w:r>
-            <w:r>
-              <w:rPr>
-                <w:rFonts w:ascii="BRH Malayalam Extra" w:eastAsia="Times New Roman" w:hAnsi="BRH Malayalam Extra" w:cs="BRH Malayalam Extra"/>
-                <w:color w:val="000000"/>
-                <w:sz w:val="40"/>
-                <w:szCs w:val="40"/>
-                <w:lang w:val="en-IN" w:eastAsia="en-IN" w:bidi="ml-IN"/>
-              </w:rPr>
-              <w:t>exp—¥kxtÇ¡ |</w:t>
-            </w:r>
-            <w:r>
-              <w:rPr>
-                <w:rFonts w:ascii="BRH Malayalam Extra" w:eastAsia="Times New Roman" w:hAnsi="BRH Malayalam Extra" w:cs="BRH Malayalam Extra"/>
-                <w:color w:val="000000"/>
-                <w:sz w:val="40"/>
-                <w:szCs w:val="40"/>
-                <w:lang w:val="en-IN" w:eastAsia="en-IN" w:bidi="ml-IN"/>
-              </w:rPr>
-              <w:t xml:space="preserve"> </w:t>
             </w:r>
           </w:p>
         </w:tc>
@@ -1611,7 +1424,6 @@
           <w:szCs w:val="32"/>
           <w:u w:val="single"/>
         </w:rPr>
-        <w:lastRenderedPageBreak/>
         <w:t xml:space="preserve">TS </w:t>
       </w:r>
       <w:r>
@@ -1634,7 +1446,6 @@
         </w:rPr>
         <w:t xml:space="preserve"> Paatam – TS 1.3 </w:t>
       </w:r>
-      <w:proofErr w:type="gramStart"/>
       <w:r>
         <w:rPr>
           <w:b/>
@@ -1653,18 +1464,7 @@
           <w:szCs w:val="32"/>
           <w:u w:val="single"/>
         </w:rPr>
-        <w:t xml:space="preserve"> Corrections</w:t>
-      </w:r>
-      <w:proofErr w:type="gramEnd"/>
-      <w:r>
-        <w:rPr>
-          <w:b/>
-          <w:bCs/>
-          <w:sz w:val="32"/>
-          <w:szCs w:val="32"/>
-          <w:u w:val="single"/>
-        </w:rPr>
-        <w:t xml:space="preserve"> –</w:t>
+        <w:t xml:space="preserve"> Corrections –</w:t>
       </w:r>
       <w:r>
         <w:rPr>
@@ -1768,6 +1568,7 @@
                 <w:sz w:val="32"/>
                 <w:szCs w:val="32"/>
               </w:rPr>
+              <w:lastRenderedPageBreak/>
               <w:t>Reference</w:t>
             </w:r>
           </w:p>
@@ -1790,6 +1591,7 @@
                 <w:sz w:val="32"/>
                 <w:szCs w:val="32"/>
               </w:rPr>
+              <w:lastRenderedPageBreak/>
               <w:t>As Printed</w:t>
             </w:r>
           </w:p>
@@ -3295,7 +3097,6 @@
           <w:szCs w:val="32"/>
           <w:u w:val="single"/>
         </w:rPr>
-        <w:lastRenderedPageBreak/>
         <w:t xml:space="preserve">TS </w:t>
       </w:r>
       <w:r>
@@ -3318,7 +3119,6 @@
         </w:rPr>
         <w:t xml:space="preserve"> Paatam – TS 1.3 </w:t>
       </w:r>
-      <w:proofErr w:type="gramStart"/>
       <w:r>
         <w:rPr>
           <w:b/>
@@ -3337,18 +3137,7 @@
           <w:szCs w:val="32"/>
           <w:u w:val="single"/>
         </w:rPr>
-        <w:t xml:space="preserve"> Corrections</w:t>
-      </w:r>
-      <w:proofErr w:type="gramEnd"/>
-      <w:r>
-        <w:rPr>
-          <w:b/>
-          <w:bCs/>
-          <w:sz w:val="32"/>
-          <w:szCs w:val="32"/>
-          <w:u w:val="single"/>
-        </w:rPr>
-        <w:t xml:space="preserve"> –</w:t>
+        <w:t xml:space="preserve"> Corrections –</w:t>
       </w:r>
       <w:r>
         <w:rPr>
@@ -3452,6 +3241,7 @@
                 <w:sz w:val="32"/>
                 <w:szCs w:val="32"/>
               </w:rPr>
+              <w:lastRenderedPageBreak/>
               <w:t>Reference</w:t>
             </w:r>
           </w:p>
@@ -3474,6 +3264,7 @@
                 <w:sz w:val="32"/>
                 <w:szCs w:val="32"/>
               </w:rPr>
+              <w:lastRenderedPageBreak/>
               <w:t>As Printed</w:t>
             </w:r>
           </w:p>
@@ -5198,16 +4989,7 @@
           <w:bCs/>
           <w:sz w:val="32"/>
         </w:rPr>
-        <w:t xml:space="preserve">replaced </w:t>
-      </w:r>
-      <w:proofErr w:type="gramStart"/>
-      <w:r>
-        <w:rPr>
-          <w:b/>
-          <w:bCs/>
-          <w:sz w:val="32"/>
-        </w:rPr>
-        <w:t>with</w:t>
+        <w:t>replaced with</w:t>
       </w:r>
       <w:r>
         <w:rPr>
@@ -5227,29 +5009,7 @@
           <w:szCs w:val="40"/>
           <w:lang w:val="en-IN" w:eastAsia="en-IN"/>
         </w:rPr>
-        <w:t>"</w:t>
-      </w:r>
-      <w:proofErr w:type="gramEnd"/>
-      <w:r>
-        <w:rPr>
-          <w:rFonts w:ascii="BRH Malayalam" w:hAnsi="BRH Malayalam" w:cs="BRH Malayalam"/>
-          <w:color w:val="000000"/>
-          <w:sz w:val="40"/>
-          <w:szCs w:val="40"/>
-          <w:lang w:val="en-IN" w:eastAsia="en-IN"/>
-        </w:rPr>
-        <w:t>q§T</w:t>
-      </w:r>
-      <w:proofErr w:type="gramStart"/>
-      <w:r>
-        <w:rPr>
-          <w:rFonts w:ascii="BRH Malayalam" w:hAnsi="BRH Malayalam" w:cs="BRH Malayalam"/>
-          <w:color w:val="000000"/>
-          <w:sz w:val="40"/>
-          <w:szCs w:val="40"/>
-          <w:lang w:val="en-IN" w:eastAsia="en-IN"/>
-        </w:rPr>
-        <w:t xml:space="preserve">"  </w:t>
+        <w:t xml:space="preserve">"q§T"  </w:t>
       </w:r>
       <w:r>
         <w:rPr>
@@ -5257,16 +5017,7 @@
           <w:bCs/>
           <w:sz w:val="32"/>
         </w:rPr>
-        <w:t>wherever</w:t>
-      </w:r>
-      <w:proofErr w:type="gramEnd"/>
-      <w:r>
-        <w:rPr>
-          <w:b/>
-          <w:bCs/>
-          <w:sz w:val="32"/>
-        </w:rPr>
-        <w:t xml:space="preserve"> applicable</w:t>
+        <w:t>wherever applicable</w:t>
       </w:r>
     </w:p>
     <w:p>
@@ -5320,7 +5071,6 @@
           <w:szCs w:val="32"/>
           <w:u w:val="single"/>
         </w:rPr>
-        <w:lastRenderedPageBreak/>
         <w:t xml:space="preserve">TS </w:t>
       </w:r>
       <w:r>
@@ -5505,6 +5255,7 @@
                 <w:sz w:val="32"/>
                 <w:szCs w:val="32"/>
               </w:rPr>
+              <w:lastRenderedPageBreak/>
               <w:t>Reference</w:t>
             </w:r>
           </w:p>
@@ -5527,6 +5278,7 @@
                 <w:sz w:val="32"/>
                 <w:szCs w:val="32"/>
               </w:rPr>
+              <w:lastRenderedPageBreak/>
               <w:t>As Printed</w:t>
             </w:r>
           </w:p>
@@ -7629,7 +7381,6 @@
           <w:szCs w:val="32"/>
           <w:u w:val="single"/>
         </w:rPr>
-        <w:lastRenderedPageBreak/>
         <w:t xml:space="preserve">TS </w:t>
       </w:r>
       <w:r>
@@ -7767,6 +7518,7 @@
                 <w:sz w:val="32"/>
                 <w:szCs w:val="32"/>
               </w:rPr>
+              <w:lastRenderedPageBreak/>
               <w:t>Section, Paragraph</w:t>
             </w:r>
           </w:p>
@@ -8554,29 +8306,7 @@
                 <w:szCs w:val="28"/>
                 <w:lang w:bidi="ml-IN"/>
               </w:rPr>
-              <w:t>(</w:t>
-            </w:r>
-            <w:proofErr w:type="gramStart"/>
-            <w:r>
-              <w:rPr>
-                <w:rFonts w:cs="Arial"/>
-                <w:color w:val="000000"/>
-                <w:sz w:val="28"/>
-                <w:szCs w:val="28"/>
-                <w:lang w:bidi="ml-IN"/>
-              </w:rPr>
-              <w:t>tri</w:t>
-            </w:r>
-            <w:proofErr w:type="gramEnd"/>
-            <w:r>
-              <w:rPr>
-                <w:rFonts w:cs="Arial"/>
-                <w:color w:val="000000"/>
-                <w:sz w:val="28"/>
-                <w:szCs w:val="28"/>
-                <w:lang w:bidi="ml-IN"/>
-              </w:rPr>
-              <w:t xml:space="preserve"> kramam</w:t>
+              <w:t>(tri kramam</w:t>
             </w:r>
             <w:r>
               <w:rPr>

--- a/TS-Kramam/TS-1.3/TS 1.3 Malayalam Krama Paatam Corrections.docx
+++ b/TS-Kramam/TS-1.3/TS 1.3 Malayalam Krama Paatam Corrections.docx
@@ -290,7 +290,6 @@
               <w:rPr>
                 <w:rFonts w:eastAsia="Times New Roman" w:cs="Arial"/>
                 <w:b/>
-                <w:color w:val="EE0000"/>
                 <w:sz w:val="32"/>
                 <w:szCs w:val="36"/>
                 <w:lang w:val="en-IN" w:eastAsia="en-IN" w:bidi="ml-IN"/>
@@ -300,7 +299,6 @@
               <w:rPr>
                 <w:rFonts w:eastAsia="Times New Roman" w:cs="Arial"/>
                 <w:b/>
-                <w:color w:val="EE0000"/>
                 <w:sz w:val="32"/>
                 <w:szCs w:val="36"/>
                 <w:lang w:val="en-IN" w:eastAsia="en-IN" w:bidi="ml-IN"/>
@@ -319,7 +317,6 @@
                 <w:rFonts w:cs="Arial"/>
                 <w:b/>
                 <w:bCs/>
-                <w:color w:val="EE0000"/>
                 <w:sz w:val="32"/>
                 <w:szCs w:val="40"/>
                 <w:lang w:bidi="ml-IN"/>
@@ -330,7 +327,6 @@
                 <w:rFonts w:cs="Arial"/>
                 <w:b/>
                 <w:bCs/>
-                <w:color w:val="EE0000"/>
                 <w:sz w:val="32"/>
                 <w:szCs w:val="40"/>
                 <w:lang w:bidi="ml-IN"/>
@@ -351,7 +347,6 @@
               <w:rPr>
                 <w:rFonts w:eastAsia="Times New Roman" w:cs="Arial"/>
                 <w:b/>
-                <w:color w:val="EE0000"/>
                 <w:sz w:val="32"/>
                 <w:szCs w:val="36"/>
                 <w:lang w:val="en-IN" w:eastAsia="en-IN" w:bidi="ml-IN"/>
@@ -362,7 +357,6 @@
                 <w:rFonts w:cs="Arial"/>
                 <w:b/>
                 <w:bCs/>
-                <w:color w:val="EE0000"/>
                 <w:sz w:val="32"/>
                 <w:szCs w:val="40"/>
                 <w:lang w:bidi="ml-IN"/>
@@ -384,7 +378,6 @@
               <w:spacing w:before="0" w:line="240" w:lineRule="auto"/>
               <w:rPr>
                 <w:rFonts w:ascii="BRH Malayalam Extra" w:eastAsia="Times New Roman" w:hAnsi="BRH Malayalam Extra" w:cs="BRH Malayalam Extra"/>
-                <w:color w:val="EE0000"/>
                 <w:sz w:val="40"/>
                 <w:szCs w:val="40"/>
                 <w:lang w:eastAsia="en-IN" w:bidi="ml-IN"/>
@@ -393,7 +386,6 @@
             <w:r>
               <w:rPr>
                 <w:rFonts w:ascii="BRH Malayalam Extra" w:eastAsia="Times New Roman" w:hAnsi="BRH Malayalam Extra" w:cs="BRH Malayalam Extra"/>
-                <w:color w:val="EE0000"/>
                 <w:sz w:val="40"/>
                 <w:szCs w:val="40"/>
                 <w:lang w:val="it-IT" w:eastAsia="en-IN" w:bidi="ml-IN"/>
@@ -403,17 +395,15 @@
             <w:r>
               <w:rPr>
                 <w:rFonts w:ascii="BRH Malayalam Extra" w:eastAsia="Times New Roman" w:hAnsi="BRH Malayalam Extra" w:cs="BRH Malayalam Extra"/>
-                <w:color w:val="EE0000"/>
-                <w:sz w:val="32"/>
-                <w:szCs w:val="40"/>
-                <w:lang w:val="it-IT" w:eastAsia="en-IN" w:bidi="ml-IN"/>
-              </w:rPr>
-              <w:t>–</w:t>
-            </w:r>
-            <w:r>
-              <w:rPr>
-                <w:rFonts w:ascii="BRH Malayalam Extra" w:eastAsia="Times New Roman" w:hAnsi="BRH Malayalam Extra" w:cs="BRH Malayalam Extra"/>
-                <w:color w:val="EE0000"/>
+                <w:sz w:val="32"/>
+                <w:szCs w:val="40"/>
+                <w:lang w:val="it-IT" w:eastAsia="en-IN" w:bidi="ml-IN"/>
+              </w:rPr>
+              <w:t>–</w:t>
+            </w:r>
+            <w:r>
+              <w:rPr>
+                <w:rFonts w:ascii="BRH Malayalam Extra" w:eastAsia="Times New Roman" w:hAnsi="BRH Malayalam Extra" w:cs="BRH Malayalam Extra"/>
                 <w:sz w:val="40"/>
                 <w:szCs w:val="40"/>
                 <w:lang w:val="it-IT" w:eastAsia="en-IN" w:bidi="ml-IN"/>
@@ -423,7 +413,6 @@
             <w:r>
               <w:rPr>
                 <w:rFonts w:ascii="BRH Malayalam Extra" w:eastAsia="Times New Roman" w:hAnsi="BRH Malayalam Extra" w:cs="BRH Malayalam Extra"/>
-                <w:color w:val="EE0000"/>
                 <w:sz w:val="40"/>
                 <w:szCs w:val="40"/>
                 <w:highlight w:val="yellow"/>
@@ -434,7 +423,6 @@
             <w:r>
               <w:rPr>
                 <w:rFonts w:ascii="BRH Malayalam Extra" w:eastAsia="Times New Roman" w:hAnsi="BRH Malayalam Extra" w:cs="BRH Malayalam Extra"/>
-                <w:color w:val="EE0000"/>
                 <w:sz w:val="40"/>
                 <w:szCs w:val="40"/>
                 <w:lang w:val="it-IT" w:eastAsia="en-IN" w:bidi="ml-IN"/>
@@ -444,17 +432,15 @@
             <w:r>
               <w:rPr>
                 <w:rFonts w:ascii="BRH Malayalam Extra" w:eastAsia="Times New Roman" w:hAnsi="BRH Malayalam Extra" w:cs="BRH Malayalam Extra"/>
-                <w:color w:val="EE0000"/>
-                <w:sz w:val="32"/>
-                <w:szCs w:val="40"/>
-                <w:lang w:val="it-IT" w:eastAsia="en-IN" w:bidi="ml-IN"/>
-              </w:rPr>
-              <w:t>–</w:t>
-            </w:r>
-            <w:r>
-              <w:rPr>
-                <w:rFonts w:ascii="BRH Malayalam Extra" w:eastAsia="Times New Roman" w:hAnsi="BRH Malayalam Extra" w:cs="BRH Malayalam Extra"/>
-                <w:color w:val="EE0000"/>
+                <w:sz w:val="32"/>
+                <w:szCs w:val="40"/>
+                <w:lang w:val="it-IT" w:eastAsia="en-IN" w:bidi="ml-IN"/>
+              </w:rPr>
+              <w:t>–</w:t>
+            </w:r>
+            <w:r>
+              <w:rPr>
+                <w:rFonts w:ascii="BRH Malayalam Extra" w:eastAsia="Times New Roman" w:hAnsi="BRH Malayalam Extra" w:cs="BRH Malayalam Extra"/>
                 <w:sz w:val="40"/>
                 <w:szCs w:val="40"/>
                 <w:lang w:val="it-IT" w:eastAsia="en-IN" w:bidi="ml-IN"/>
@@ -476,7 +462,6 @@
               <w:spacing w:before="0" w:line="240" w:lineRule="auto"/>
               <w:rPr>
                 <w:rFonts w:ascii="BRH Malayalam Extra" w:eastAsia="Times New Roman" w:hAnsi="BRH Malayalam Extra" w:cs="BRH Malayalam Extra"/>
-                <w:color w:val="EE0000"/>
                 <w:sz w:val="40"/>
                 <w:szCs w:val="40"/>
                 <w:lang w:eastAsia="en-IN" w:bidi="ml-IN"/>
@@ -485,7 +470,6 @@
             <w:r>
               <w:rPr>
                 <w:rFonts w:ascii="BRH Malayalam Extra" w:eastAsia="Times New Roman" w:hAnsi="BRH Malayalam Extra" w:cs="BRH Malayalam Extra"/>
-                <w:color w:val="EE0000"/>
                 <w:sz w:val="40"/>
                 <w:szCs w:val="40"/>
                 <w:lang w:val="it-IT" w:eastAsia="en-IN" w:bidi="ml-IN"/>
@@ -495,17 +479,15 @@
             <w:r>
               <w:rPr>
                 <w:rFonts w:ascii="BRH Malayalam Extra" w:eastAsia="Times New Roman" w:hAnsi="BRH Malayalam Extra" w:cs="BRH Malayalam Extra"/>
-                <w:color w:val="EE0000"/>
-                <w:sz w:val="32"/>
-                <w:szCs w:val="40"/>
-                <w:lang w:val="it-IT" w:eastAsia="en-IN" w:bidi="ml-IN"/>
-              </w:rPr>
-              <w:t>–</w:t>
-            </w:r>
-            <w:r>
-              <w:rPr>
-                <w:rFonts w:ascii="BRH Malayalam Extra" w:eastAsia="Times New Roman" w:hAnsi="BRH Malayalam Extra" w:cs="BRH Malayalam Extra"/>
-                <w:color w:val="EE0000"/>
+                <w:sz w:val="32"/>
+                <w:szCs w:val="40"/>
+                <w:lang w:val="it-IT" w:eastAsia="en-IN" w:bidi="ml-IN"/>
+              </w:rPr>
+              <w:t>–</w:t>
+            </w:r>
+            <w:r>
+              <w:rPr>
+                <w:rFonts w:ascii="BRH Malayalam Extra" w:eastAsia="Times New Roman" w:hAnsi="BRH Malayalam Extra" w:cs="BRH Malayalam Extra"/>
                 <w:sz w:val="40"/>
                 <w:szCs w:val="40"/>
                 <w:lang w:val="it-IT" w:eastAsia="en-IN" w:bidi="ml-IN"/>
@@ -515,7 +497,6 @@
             <w:r>
               <w:rPr>
                 <w:rFonts w:ascii="BRH Malayalam Extra" w:eastAsia="Times New Roman" w:hAnsi="BRH Malayalam Extra" w:cs="BRH Malayalam Extra"/>
-                <w:color w:val="EE0000"/>
                 <w:sz w:val="40"/>
                 <w:szCs w:val="40"/>
                 <w:highlight w:val="green"/>
@@ -526,7 +507,6 @@
             <w:r>
               <w:rPr>
                 <w:rFonts w:ascii="BRH Malayalam Extra" w:eastAsia="Times New Roman" w:hAnsi="BRH Malayalam Extra" w:cs="BRH Malayalam Extra"/>
-                <w:color w:val="EE0000"/>
                 <w:sz w:val="40"/>
                 <w:szCs w:val="40"/>
                 <w:lang w:val="it-IT" w:eastAsia="en-IN" w:bidi="ml-IN"/>
@@ -536,17 +516,15 @@
             <w:r>
               <w:rPr>
                 <w:rFonts w:ascii="BRH Malayalam Extra" w:eastAsia="Times New Roman" w:hAnsi="BRH Malayalam Extra" w:cs="BRH Malayalam Extra"/>
-                <w:color w:val="EE0000"/>
-                <w:sz w:val="32"/>
-                <w:szCs w:val="40"/>
-                <w:lang w:val="it-IT" w:eastAsia="en-IN" w:bidi="ml-IN"/>
-              </w:rPr>
-              <w:t>–</w:t>
-            </w:r>
-            <w:r>
-              <w:rPr>
-                <w:rFonts w:ascii="BRH Malayalam Extra" w:eastAsia="Times New Roman" w:hAnsi="BRH Malayalam Extra" w:cs="BRH Malayalam Extra"/>
-                <w:color w:val="EE0000"/>
+                <w:sz w:val="32"/>
+                <w:szCs w:val="40"/>
+                <w:lang w:val="it-IT" w:eastAsia="en-IN" w:bidi="ml-IN"/>
+              </w:rPr>
+              <w:t>–</w:t>
+            </w:r>
+            <w:r>
+              <w:rPr>
+                <w:rFonts w:ascii="BRH Malayalam Extra" w:eastAsia="Times New Roman" w:hAnsi="BRH Malayalam Extra" w:cs="BRH Malayalam Extra"/>
                 <w:sz w:val="40"/>
                 <w:szCs w:val="40"/>
                 <w:lang w:val="it-IT" w:eastAsia="en-IN" w:bidi="ml-IN"/>
@@ -1446,6 +1424,7 @@
         </w:rPr>
         <w:t xml:space="preserve"> Paatam – TS 1.3 </w:t>
       </w:r>
+      <w:proofErr w:type="gramStart"/>
       <w:r>
         <w:rPr>
           <w:b/>
@@ -1464,7 +1443,18 @@
           <w:szCs w:val="32"/>
           <w:u w:val="single"/>
         </w:rPr>
-        <w:t xml:space="preserve"> Corrections –</w:t>
+        <w:t xml:space="preserve"> Corrections</w:t>
+      </w:r>
+      <w:proofErr w:type="gramEnd"/>
+      <w:r>
+        <w:rPr>
+          <w:b/>
+          <w:bCs/>
+          <w:sz w:val="32"/>
+          <w:szCs w:val="32"/>
+          <w:u w:val="single"/>
+        </w:rPr>
+        <w:t xml:space="preserve"> –</w:t>
       </w:r>
       <w:r>
         <w:rPr>
@@ -3119,6 +3109,7 @@
         </w:rPr>
         <w:t xml:space="preserve"> Paatam – TS 1.3 </w:t>
       </w:r>
+      <w:proofErr w:type="gramStart"/>
       <w:r>
         <w:rPr>
           <w:b/>
@@ -3137,7 +3128,18 @@
           <w:szCs w:val="32"/>
           <w:u w:val="single"/>
         </w:rPr>
-        <w:t xml:space="preserve"> Corrections –</w:t>
+        <w:t xml:space="preserve"> Corrections</w:t>
+      </w:r>
+      <w:proofErr w:type="gramEnd"/>
+      <w:r>
+        <w:rPr>
+          <w:b/>
+          <w:bCs/>
+          <w:sz w:val="32"/>
+          <w:szCs w:val="32"/>
+          <w:u w:val="single"/>
+        </w:rPr>
+        <w:t xml:space="preserve"> –</w:t>
       </w:r>
       <w:r>
         <w:rPr>
@@ -4989,7 +4991,16 @@
           <w:bCs/>
           <w:sz w:val="32"/>
         </w:rPr>
-        <w:t>replaced with</w:t>
+        <w:t xml:space="preserve">replaced </w:t>
+      </w:r>
+      <w:proofErr w:type="gramStart"/>
+      <w:r>
+        <w:rPr>
+          <w:b/>
+          <w:bCs/>
+          <w:sz w:val="32"/>
+        </w:rPr>
+        <w:t>with</w:t>
       </w:r>
       <w:r>
         <w:rPr>
@@ -5009,7 +5020,29 @@
           <w:szCs w:val="40"/>
           <w:lang w:val="en-IN" w:eastAsia="en-IN"/>
         </w:rPr>
-        <w:t xml:space="preserve">"q§T"  </w:t>
+        <w:t>"</w:t>
+      </w:r>
+      <w:proofErr w:type="gramEnd"/>
+      <w:r>
+        <w:rPr>
+          <w:rFonts w:ascii="BRH Malayalam" w:hAnsi="BRH Malayalam" w:cs="BRH Malayalam"/>
+          <w:color w:val="000000"/>
+          <w:sz w:val="40"/>
+          <w:szCs w:val="40"/>
+          <w:lang w:val="en-IN" w:eastAsia="en-IN"/>
+        </w:rPr>
+        <w:t>q§T</w:t>
+      </w:r>
+      <w:proofErr w:type="gramStart"/>
+      <w:r>
+        <w:rPr>
+          <w:rFonts w:ascii="BRH Malayalam" w:hAnsi="BRH Malayalam" w:cs="BRH Malayalam"/>
+          <w:color w:val="000000"/>
+          <w:sz w:val="40"/>
+          <w:szCs w:val="40"/>
+          <w:lang w:val="en-IN" w:eastAsia="en-IN"/>
+        </w:rPr>
+        <w:t xml:space="preserve">"  </w:t>
       </w:r>
       <w:r>
         <w:rPr>
@@ -5017,7 +5050,16 @@
           <w:bCs/>
           <w:sz w:val="32"/>
         </w:rPr>
-        <w:t>wherever applicable</w:t>
+        <w:t>wherever</w:t>
+      </w:r>
+      <w:proofErr w:type="gramEnd"/>
+      <w:r>
+        <w:rPr>
+          <w:b/>
+          <w:bCs/>
+          <w:sz w:val="32"/>
+        </w:rPr>
+        <w:t xml:space="preserve"> applicable</w:t>
       </w:r>
     </w:p>
     <w:p>
@@ -8306,7 +8348,29 @@
                 <w:szCs w:val="28"/>
                 <w:lang w:bidi="ml-IN"/>
               </w:rPr>
-              <w:t>(tri kramam</w:t>
+              <w:t>(</w:t>
+            </w:r>
+            <w:proofErr w:type="gramStart"/>
+            <w:r>
+              <w:rPr>
+                <w:rFonts w:cs="Arial"/>
+                <w:color w:val="000000"/>
+                <w:sz w:val="28"/>
+                <w:szCs w:val="28"/>
+                <w:lang w:bidi="ml-IN"/>
+              </w:rPr>
+              <w:t>tri</w:t>
+            </w:r>
+            <w:proofErr w:type="gramEnd"/>
+            <w:r>
+              <w:rPr>
+                <w:rFonts w:cs="Arial"/>
+                <w:color w:val="000000"/>
+                <w:sz w:val="28"/>
+                <w:szCs w:val="28"/>
+                <w:lang w:bidi="ml-IN"/>
+              </w:rPr>
+              <w:t xml:space="preserve"> kramam</w:t>
             </w:r>
             <w:r>
               <w:rPr>

--- a/TS-Kramam/TS-1.3/TS 1.3 Malayalam Krama Paatam Corrections.docx
+++ b/TS-Kramam/TS-1.3/TS 1.3 Malayalam Krama Paatam Corrections.docx
@@ -112,7 +112,27 @@
           <w:szCs w:val="32"/>
           <w:u w:val="single"/>
         </w:rPr>
-        <w:t>31st Jan 2026</w:t>
+        <w:t xml:space="preserve">31st </w:t>
+      </w:r>
+      <w:r>
+        <w:rPr>
+          <w:b/>
+          <w:bCs/>
+          <w:sz w:val="32"/>
+          <w:szCs w:val="32"/>
+          <w:u w:val="single"/>
+        </w:rPr>
+        <w:t>May</w:t>
+      </w:r>
+      <w:r>
+        <w:rPr>
+          <w:b/>
+          <w:bCs/>
+          <w:sz w:val="32"/>
+          <w:szCs w:val="32"/>
+          <w:u w:val="single"/>
+        </w:rPr>
+        <w:t xml:space="preserve"> 2026</w:t>
       </w:r>
     </w:p>
     <w:p>
@@ -1394,7 +1414,9 @@
           <w:u w:val="single"/>
         </w:rPr>
       </w:pPr>
-      <w:r>
+    </w:p>
+    <w:p>
+      <w:pPr>
         <w:rPr>
           <w:b/>
           <w:bCs/>
@@ -1402,6 +1424,27 @@
           <w:szCs w:val="32"/>
           <w:u w:val="single"/>
         </w:rPr>
+      </w:pPr>
+    </w:p>
+    <w:p>
+      <w:pPr>
+        <w:rPr>
+          <w:b/>
+          <w:bCs/>
+          <w:sz w:val="32"/>
+          <w:szCs w:val="32"/>
+          <w:u w:val="single"/>
+        </w:rPr>
+      </w:pPr>
+      <w:r>
+        <w:rPr>
+          <w:b/>
+          <w:bCs/>
+          <w:sz w:val="32"/>
+          <w:szCs w:val="32"/>
+          <w:u w:val="single"/>
+        </w:rPr>
+        <w:lastRenderedPageBreak/>
         <w:t xml:space="preserve">TS </w:t>
       </w:r>
       <w:r>
@@ -1558,7 +1601,6 @@
                 <w:sz w:val="32"/>
                 <w:szCs w:val="32"/>
               </w:rPr>
-              <w:lastRenderedPageBreak/>
               <w:t>Reference</w:t>
             </w:r>
           </w:p>
@@ -1581,7 +1623,6 @@
                 <w:sz w:val="32"/>
                 <w:szCs w:val="32"/>
               </w:rPr>
-              <w:lastRenderedPageBreak/>
               <w:t>As Printed</w:t>
             </w:r>
           </w:p>
@@ -3087,6 +3128,7 @@
           <w:szCs w:val="32"/>
           <w:u w:val="single"/>
         </w:rPr>
+        <w:lastRenderedPageBreak/>
         <w:t xml:space="preserve">TS </w:t>
       </w:r>
       <w:r>
@@ -3243,7 +3285,6 @@
                 <w:sz w:val="32"/>
                 <w:szCs w:val="32"/>
               </w:rPr>
-              <w:lastRenderedPageBreak/>
               <w:t>Reference</w:t>
             </w:r>
           </w:p>
@@ -3266,7 +3307,6 @@
                 <w:sz w:val="32"/>
                 <w:szCs w:val="32"/>
               </w:rPr>
-              <w:lastRenderedPageBreak/>
               <w:t>As Printed</w:t>
             </w:r>
           </w:p>
@@ -5113,6 +5153,7 @@
           <w:szCs w:val="32"/>
           <w:u w:val="single"/>
         </w:rPr>
+        <w:lastRenderedPageBreak/>
         <w:t xml:space="preserve">TS </w:t>
       </w:r>
       <w:r>
@@ -5297,7 +5338,6 @@
                 <w:sz w:val="32"/>
                 <w:szCs w:val="32"/>
               </w:rPr>
-              <w:lastRenderedPageBreak/>
               <w:t>Reference</w:t>
             </w:r>
           </w:p>
@@ -5320,7 +5360,6 @@
                 <w:sz w:val="32"/>
                 <w:szCs w:val="32"/>
               </w:rPr>
-              <w:lastRenderedPageBreak/>
               <w:t>As Printed</w:t>
             </w:r>
           </w:p>
@@ -7423,6 +7462,7 @@
           <w:szCs w:val="32"/>
           <w:u w:val="single"/>
         </w:rPr>
+        <w:lastRenderedPageBreak/>
         <w:t xml:space="preserve">TS </w:t>
       </w:r>
       <w:r>
@@ -7560,7 +7600,6 @@
                 <w:sz w:val="32"/>
                 <w:szCs w:val="32"/>
               </w:rPr>
-              <w:lastRenderedPageBreak/>
               <w:t>Section, Paragraph</w:t>
             </w:r>
           </w:p>
